--- a/4-质量管理/运行记录类文件/040201-内部审核计划.docx
+++ b/4-质量管理/运行记录类文件/040201-内部审核计划.docx
@@ -369,9 +369,17 @@
             <w:r>
               <w:rPr>
                 <w:rFonts w:hint="eastAsia"/>
-                <w:lang w:eastAsia="zh-CN"/>
-              </w:rPr>
-              <w:t>编制时间</w:t>
+                <w:vertAlign w:val="baseline"/>
+                <w:lang w:val="en-US" w:eastAsia="zh-CN"/>
+              </w:rPr>
+              <w:t>审核</w:t>
+            </w:r>
+            <w:r>
+              <w:rPr>
+                <w:rFonts w:hint="eastAsia"/>
+                <w:lang w:eastAsia="zh-CN"/>
+              </w:rPr>
+              <w:t>时间</w:t>
             </w:r>
             <w:r>
               <w:rPr>
@@ -911,10 +919,11 @@
           </w:tcPr>
           <w:p>
             <w:pPr>
-              <w:spacing w:before="172" w:line="228" w:lineRule="auto"/>
-              <w:ind w:left="313"/>
+              <w:spacing w:before="173" w:line="229" w:lineRule="auto"/>
+              <w:ind w:left="314"/>
               <w:rPr>
                 <w:rFonts w:hint="eastAsia" w:ascii="宋体" w:hAnsi="宋体" w:cs="宋体"/>
+                <w:spacing w:val="6"/>
                 <w:sz w:val="20"/>
                 <w:szCs w:val="20"/>
                 <w:lang w:eastAsia="zh-CN"/>
@@ -923,32 +932,49 @@
             <w:r>
               <w:rPr>
                 <w:rFonts w:hint="eastAsia" w:ascii="宋体" w:hAnsi="宋体" w:cs="宋体"/>
+                <w:spacing w:val="6"/>
                 <w:sz w:val="20"/>
                 <w:szCs w:val="20"/>
                 <w:lang w:eastAsia="zh-CN"/>
               </w:rPr>
-              <w:t>刘书峰</w:t>
-            </w:r>
-          </w:p>
-        </w:tc>
-        <w:tc>
-          <w:tcPr>
-            <w:tcW w:w="1150" w:type="dxa"/>
-          </w:tcPr>
-          <w:p>
-            <w:pPr>
-              <w:spacing w:before="172" w:line="228" w:lineRule="auto"/>
-              <w:ind w:left="313"/>
+              <w:t>赵</w:t>
+            </w:r>
+            <w:bookmarkStart w:id="19" w:name="_GoBack"/>
+            <w:bookmarkEnd w:id="19"/>
+            <w:r>
               <w:rPr>
                 <w:rFonts w:hint="eastAsia" w:ascii="宋体" w:hAnsi="宋体" w:cs="宋体"/>
-                <w:spacing w:val="5"/>
+                <w:spacing w:val="6"/>
                 <w:sz w:val="20"/>
                 <w:szCs w:val="20"/>
-              </w:rPr>
-            </w:pPr>
-            <w:r>
-              <w:rPr>
-                <w:rFonts w:hint="eastAsia"/>
+                <w:lang w:eastAsia="zh-CN"/>
+              </w:rPr>
+              <w:t>维涵</w:t>
+            </w:r>
+          </w:p>
+        </w:tc>
+        <w:tc>
+          <w:tcPr>
+            <w:tcW w:w="1150" w:type="dxa"/>
+          </w:tcPr>
+          <w:p>
+            <w:pPr>
+              <w:spacing w:before="173" w:line="229" w:lineRule="auto"/>
+              <w:ind w:left="314"/>
+              <w:rPr>
+                <w:rFonts w:hint="eastAsia" w:ascii="宋体" w:hAnsi="宋体" w:cs="宋体"/>
+                <w:spacing w:val="6"/>
+                <w:sz w:val="20"/>
+                <w:szCs w:val="20"/>
+                <w:lang w:eastAsia="zh-CN"/>
+              </w:rPr>
+            </w:pPr>
+            <w:r>
+              <w:rPr>
+                <w:rFonts w:hint="eastAsia" w:ascii="宋体" w:hAnsi="宋体" w:cs="宋体"/>
+                <w:spacing w:val="6"/>
+                <w:sz w:val="20"/>
+                <w:szCs w:val="20"/>
                 <w:lang w:val="en-US" w:eastAsia="zh-CN"/>
               </w:rPr>
               <w:t>常海霞</w:t>
@@ -2433,11 +2459,8 @@
     </w:p>
     <w:p>
       <w:pPr>
-        <w:pStyle w:val="40"/>
-        <w:numPr>
-          <w:ilvl w:val="0"/>
-          <w:numId w:val="3"/>
-        </w:numPr>
+        <w:pStyle w:val="30"/>
+        <w:bidi w:val="0"/>
       </w:pPr>
       <w:r>
         <w:t>必须以事实为依据，以标准为准绳，避免主观臆断和个人偏见</w:t>
@@ -2483,9 +2506,9 @@
         </w:rPr>
         <w:t>运维服务相关部门，包括：</w:t>
       </w:r>
-      <w:bookmarkStart w:id="5" w:name="3审核依据"/>
+      <w:bookmarkStart w:id="5" w:name="_bookmark2"/>
       <w:bookmarkEnd w:id="5"/>
-      <w:bookmarkStart w:id="6" w:name="_bookmark2"/>
+      <w:bookmarkStart w:id="6" w:name="3审核依据"/>
       <w:bookmarkEnd w:id="6"/>
       <w:r>
         <w:rPr>
@@ -2554,7 +2577,7 @@
         <w:pStyle w:val="40"/>
         <w:numPr>
           <w:ilvl w:val="0"/>
-          <w:numId w:val="4"/>
+          <w:numId w:val="3"/>
         </w:numPr>
       </w:pPr>
       <w:bookmarkStart w:id="9" w:name="_Toc32298"/>
@@ -2624,7 +2647,7 @@
         <w:pStyle w:val="40"/>
         <w:numPr>
           <w:ilvl w:val="0"/>
-          <w:numId w:val="4"/>
+          <w:numId w:val="3"/>
         </w:numPr>
       </w:pPr>
       <w:r>
@@ -2637,7 +2660,7 @@
         <w:pStyle w:val="40"/>
         <w:numPr>
           <w:ilvl w:val="0"/>
-          <w:numId w:val="4"/>
+          <w:numId w:val="3"/>
         </w:numPr>
       </w:pPr>
       <w:r>
@@ -2687,7 +2710,7 @@
         <w:pStyle w:val="40"/>
         <w:numPr>
           <w:ilvl w:val="0"/>
-          <w:numId w:val="4"/>
+          <w:numId w:val="3"/>
         </w:numPr>
       </w:pPr>
       <w:r>
@@ -4485,7 +4508,7 @@
         <w:pStyle w:val="40"/>
         <w:numPr>
           <w:ilvl w:val="0"/>
-          <w:numId w:val="5"/>
+          <w:numId w:val="4"/>
         </w:numPr>
       </w:pPr>
       <w:r>
@@ -4497,7 +4520,7 @@
         <w:pStyle w:val="40"/>
         <w:numPr>
           <w:ilvl w:val="0"/>
-          <w:numId w:val="5"/>
+          <w:numId w:val="4"/>
         </w:numPr>
       </w:pPr>
       <w:r>
@@ -4509,7 +4532,7 @@
         <w:pStyle w:val="40"/>
         <w:numPr>
           <w:ilvl w:val="0"/>
-          <w:numId w:val="5"/>
+          <w:numId w:val="4"/>
         </w:numPr>
       </w:pPr>
       <w:r>
@@ -4521,7 +4544,7 @@
         <w:pStyle w:val="40"/>
         <w:numPr>
           <w:ilvl w:val="0"/>
-          <w:numId w:val="5"/>
+          <w:numId w:val="4"/>
         </w:numPr>
       </w:pPr>
       <w:r>
@@ -4540,7 +4563,7 @@
         <w:pStyle w:val="40"/>
         <w:numPr>
           <w:ilvl w:val="0"/>
-          <w:numId w:val="5"/>
+          <w:numId w:val="4"/>
         </w:numPr>
       </w:pPr>
       <w:r>
@@ -4552,7 +4575,7 @@
         <w:pStyle w:val="40"/>
         <w:numPr>
           <w:ilvl w:val="0"/>
-          <w:numId w:val="5"/>
+          <w:numId w:val="4"/>
         </w:numPr>
       </w:pPr>
       <w:r>
@@ -4564,7 +4587,7 @@
         <w:pStyle w:val="40"/>
         <w:numPr>
           <w:ilvl w:val="0"/>
-          <w:numId w:val="5"/>
+          <w:numId w:val="4"/>
         </w:numPr>
       </w:pPr>
       <w:r>
@@ -4642,8 +4665,6 @@
         </w:rPr>
         <w:t>《内部审核报告》</w:t>
       </w:r>
-      <w:bookmarkStart w:id="19" w:name="_GoBack"/>
-      <w:bookmarkEnd w:id="19"/>
     </w:p>
     <w:sectPr>
       <w:headerReference r:id="rId5" w:type="default"/>
@@ -4906,23 +4927,6 @@
       </w:rPr>
     </w:lvl>
   </w:abstractNum>
-  <w:abstractNum w:abstractNumId="4">
-    <w:nsid w:val="7DF0DB6E"/>
-    <w:multiLevelType w:val="singleLevel"/>
-    <w:tmpl w:val="7DF0DB6E"/>
-    <w:lvl w:ilvl="0" w:tentative="0">
-      <w:start w:val="1"/>
-      <w:numFmt w:val="decimal"/>
-      <w:lvlText w:val="%1."/>
-      <w:lvlJc w:val="left"/>
-      <w:pPr>
-        <w:ind w:left="425" w:hanging="425"/>
-      </w:pPr>
-      <w:rPr>
-        <w:rFonts w:hint="default"/>
-      </w:rPr>
-    </w:lvl>
-  </w:abstractNum>
   <w:num w:numId="1">
     <w:abstractNumId w:val="0"/>
   </w:num>
@@ -4930,12 +4934,9 @@
     <w:abstractNumId w:val="1"/>
   </w:num>
   <w:num w:numId="3">
-    <w:abstractNumId w:val="4"/>
+    <w:abstractNumId w:val="2"/>
   </w:num>
   <w:num w:numId="4">
-    <w:abstractNumId w:val="2"/>
-  </w:num>
-  <w:num w:numId="5">
     <w:abstractNumId w:val="3"/>
   </w:num>
 </w:numbering>
@@ -5037,7 +5038,7 @@
     <w:lsdException w:unhideWhenUsed="0" w:uiPriority="0" w:semiHidden="0" w:name="Body Text Indent 2"/>
     <w:lsdException w:unhideWhenUsed="0" w:uiPriority="0" w:semiHidden="0" w:name="Body Text Indent 3"/>
     <w:lsdException w:unhideWhenUsed="0" w:uiPriority="0" w:semiHidden="0" w:name="Block Text"/>
-    <w:lsdException w:uiPriority="99" w:semiHidden="0" w:name="Hyperlink"/>
+    <w:lsdException w:qFormat="1" w:uiPriority="99" w:semiHidden="0" w:name="Hyperlink"/>
     <w:lsdException w:unhideWhenUsed="0" w:uiPriority="0" w:semiHidden="0" w:name="FollowedHyperlink"/>
     <w:lsdException w:qFormat="1" w:unhideWhenUsed="0" w:uiPriority="0" w:semiHidden="0" w:name="Strong"/>
     <w:lsdException w:qFormat="1" w:unhideWhenUsed="0" w:uiPriority="0" w:semiHidden="0" w:name="Emphasis"/>
@@ -5594,6 +5595,7 @@
     <w:name w:val="Hyperlink"/>
     <w:basedOn w:val="22"/>
     <w:unhideWhenUsed/>
+    <w:qFormat/>
     <w:uiPriority w:val="99"/>
     <w:rPr>
       <w:color w:val="0026E5" w:themeColor="hyperlink"/>
